--- a/EJSP_Submission/Title Page.docx
+++ b/EJSP_Submission/Title Page.docx
@@ -619,7 +619,23 @@
             <w:rFonts w:ascii="Times New Roman" w:hAnsi="Times New Roman" w:cs="Times New Roman"/>
             <w:lang w:val="en-US"/>
           </w:rPr>
-          <w:t>https://github.com/arturobertero/Net_consp</w:t>
+          <w:t>https://github.com/arturobertero/Net_consp_E</w:t>
+        </w:r>
+        <w:r>
+          <w:rPr>
+            <w:rStyle w:val="Collegamentoipertestuale"/>
+            <w:rFonts w:ascii="Times New Roman" w:hAnsi="Times New Roman" w:cs="Times New Roman"/>
+            <w:lang w:val="en-US"/>
+          </w:rPr>
+          <w:t>J</w:t>
+        </w:r>
+        <w:r>
+          <w:rPr>
+            <w:rStyle w:val="Collegamentoipertestuale"/>
+            <w:rFonts w:ascii="Times New Roman" w:hAnsi="Times New Roman" w:cs="Times New Roman"/>
+            <w:lang w:val="en-US"/>
+          </w:rPr>
+          <w:t>SP</w:t>
         </w:r>
       </w:hyperlink>
       <w:r>
